--- a/Teste.docx
+++ b/Teste.docx
@@ -7,6 +7,45 @@
         <w:t>Teste</w:t>
       </w:r>
     </w:p>
+    <w:p>
+      <w:r>
+        <w:t xml:space="preserve">Testando </w:t>
+      </w:r>
+      <w:r>
+        <w:t xml:space="preserve">Testando </w:t>
+      </w:r>
+    </w:p>
+    <w:p>
+      <w:r>
+        <w:t xml:space="preserve">Testando </w:t>
+      </w:r>
+    </w:p>
+    <w:p>
+      <w:r>
+        <w:t xml:space="preserve">Testando </w:t>
+      </w:r>
+    </w:p>
+    <w:p>
+      <w:r>
+        <w:t xml:space="preserve">Testando </w:t>
+      </w:r>
+    </w:p>
+    <w:p>
+      <w:r>
+        <w:t xml:space="preserve">Testando </w:t>
+      </w:r>
+    </w:p>
+    <w:p>
+      <w:r>
+        <w:t xml:space="preserve">Testando </w:t>
+      </w:r>
+    </w:p>
+    <w:p>
+      <w:r>
+        <w:t xml:space="preserve">Testando </w:t>
+      </w:r>
+    </w:p>
+    <w:p/>
     <w:sectPr>
       <w:pgSz w:w="11906" w:h="16838"/>
       <w:pgMar w:top="1417" w:right="1701" w:bottom="1417" w:left="1701" w:header="708" w:footer="708" w:gutter="0"/>

--- a/Teste.docx
+++ b/Teste.docx
@@ -11,38 +11,96 @@
       <w:r>
         <w:t xml:space="preserve">Testando </w:t>
       </w:r>
-      <w:r>
-        <w:t xml:space="preserve">Testando </w:t>
+      <w:proofErr w:type="spellStart"/>
+      <w:r>
+        <w:t>Testando</w:t>
+      </w:r>
+      <w:proofErr w:type="spellEnd"/>
+      <w:r>
+        <w:t xml:space="preserve"> </w:t>
       </w:r>
     </w:p>
     <w:p>
+      <w:proofErr w:type="gramStart"/>
       <w:r>
         <w:t xml:space="preserve">Testando </w:t>
+      </w:r>
+      <w:r>
+        <w:t xml:space="preserve"> Está</w:t>
+      </w:r>
+      <w:proofErr w:type="gramEnd"/>
+      <w:r>
+        <w:t xml:space="preserve"> OK</w:t>
       </w:r>
     </w:p>
     <w:p>
-      <w:r>
-        <w:t xml:space="preserve">Testando </w:t>
+      <w:proofErr w:type="gramStart"/>
+      <w:r>
+        <w:t>Testando  Está</w:t>
+      </w:r>
+      <w:proofErr w:type="gramEnd"/>
+      <w:r>
+        <w:t xml:space="preserve"> OK</w:t>
       </w:r>
     </w:p>
     <w:p>
-      <w:r>
-        <w:t xml:space="preserve">Testando </w:t>
+      <w:proofErr w:type="gramStart"/>
+      <w:r>
+        <w:t>Testando  Está</w:t>
+      </w:r>
+      <w:proofErr w:type="gramEnd"/>
+      <w:r>
+        <w:t xml:space="preserve"> OK</w:t>
       </w:r>
     </w:p>
     <w:p>
-      <w:r>
-        <w:t xml:space="preserve">Testando </w:t>
+      <w:proofErr w:type="gramStart"/>
+      <w:r>
+        <w:t>Testando  Está</w:t>
+      </w:r>
+      <w:proofErr w:type="gramEnd"/>
+      <w:r>
+        <w:t xml:space="preserve"> OK</w:t>
       </w:r>
     </w:p>
     <w:p>
-      <w:r>
-        <w:t xml:space="preserve">Testando </w:t>
+      <w:proofErr w:type="gramStart"/>
+      <w:r>
+        <w:t>Testando  Está</w:t>
+      </w:r>
+      <w:proofErr w:type="gramEnd"/>
+      <w:r>
+        <w:t xml:space="preserve"> OK</w:t>
       </w:r>
     </w:p>
     <w:p>
-      <w:r>
-        <w:t xml:space="preserve">Testando </w:t>
+      <w:proofErr w:type="gramStart"/>
+      <w:r>
+        <w:t>Testando  Está</w:t>
+      </w:r>
+      <w:proofErr w:type="gramEnd"/>
+      <w:r>
+        <w:t xml:space="preserve"> OK</w:t>
+      </w:r>
+    </w:p>
+    <w:p>
+      <w:proofErr w:type="gramStart"/>
+      <w:r>
+        <w:t>Testando  Está</w:t>
+      </w:r>
+      <w:proofErr w:type="gramEnd"/>
+      <w:r>
+        <w:t xml:space="preserve"> OK</w:t>
+      </w:r>
+    </w:p>
+    <w:p>
+      <w:proofErr w:type="gramStart"/>
+      <w:r>
+        <w:t>Testando  Está</w:t>
+      </w:r>
+      <w:proofErr w:type="gramEnd"/>
+      <w:r>
+        <w:t xml:space="preserve"> OK</w:t>
       </w:r>
     </w:p>
     <w:p/>
